--- a/docs/factsheets/f-dunifdist.docx
+++ b/docs/factsheets/f-dunifdist.docx
@@ -1417,7 +1417,19 @@
     </w:p>
     <w:p>
       <w:pPr>
-        <w:pStyle w:val="BodyText"/>
+        <w:pStyle w:val="Compact"/>
+        <w:numPr>
+          <w:ilvl w:val="0"/>
+          <w:numId w:val="1002"/>
+        </w:numPr>
+      </w:pPr>
+      <w:r>
+        <w:t xml:space="preserve">v1.1: deprecated shinylive apps replaced 09/26 by tdhc.</w:t>
+      </w:r>
+    </w:p>
+    <w:p>
+      <w:pPr>
+        <w:pStyle w:val="FirstParagraph"/>
       </w:pPr>
       <w:hyperlink r:id="rId13">
         <w:r>
@@ -2242,6 +2254,9 @@
     <w:abstractNumId w:val="990"/>
   </w:num>
   <w:num w:numId="1001">
+    <w:abstractNumId w:val="991"/>
+  </w:num>
+  <w:num w:numId="1002">
     <w:abstractNumId w:val="991"/>
   </w:num>
 </w:numbering>
